--- a/docs/documents/autonomous_shopping_agents.docx
+++ b/docs/documents/autonomous_shopping_agents.docx
@@ -31,7 +31,7 @@
         <w:pStyle w:val="Date"/>
       </w:pPr>
       <w:r>
-        <w:t xml:space="preserve">2026-05-04</w:t>
+        <w:t xml:space="preserve">2026-05-08</w:t>
       </w:r>
     </w:p>
     <w:bookmarkStart w:id="20" w:name="experimental-design"/>

--- a/docs/documents/autonomous_shopping_agents.docx
+++ b/docs/documents/autonomous_shopping_agents.docx
@@ -31,7 +31,7 @@
         <w:pStyle w:val="Date"/>
       </w:pPr>
       <w:r>
-        <w:t xml:space="preserve">2026-05-08</w:t>
+        <w:t xml:space="preserve">2026-05-12</w:t>
       </w:r>
     </w:p>
     <w:bookmarkStart w:id="20" w:name="experimental-design"/>

--- a/docs/documents/autonomous_shopping_agents.docx
+++ b/docs/documents/autonomous_shopping_agents.docx
@@ -31,7 +31,7 @@
         <w:pStyle w:val="Date"/>
       </w:pPr>
       <w:r>
-        <w:t xml:space="preserve">2026-05-12</w:t>
+        <w:t xml:space="preserve">2026-05-13</w:t>
       </w:r>
     </w:p>
     <w:bookmarkStart w:id="20" w:name="experimental-design"/>

--- a/docs/documents/autonomous_shopping_agents.docx
+++ b/docs/documents/autonomous_shopping_agents.docx
@@ -31,7 +31,7 @@
         <w:pStyle w:val="Date"/>
       </w:pPr>
       <w:r>
-        <w:t xml:space="preserve">2026-05-13</w:t>
+        <w:t xml:space="preserve">2026-05-21</w:t>
       </w:r>
     </w:p>
     <w:bookmarkStart w:id="20" w:name="experimental-design"/>

--- a/docs/documents/autonomous_shopping_agents.docx
+++ b/docs/documents/autonomous_shopping_agents.docx
@@ -31,7 +31,7 @@
         <w:pStyle w:val="Date"/>
       </w:pPr>
       <w:r>
-        <w:t xml:space="preserve">2026-05-21</w:t>
+        <w:t xml:space="preserve">2026-06-01</w:t>
       </w:r>
     </w:p>
     <w:bookmarkStart w:id="20" w:name="experimental-design"/>
@@ -1118,7 +1118,7 @@
       </w:r>
     </w:p>
     <w:bookmarkEnd w:id="33"/>
-    <w:bookmarkStart w:id="81" w:name="bibliography"/>
+    <w:bookmarkStart w:id="77" w:name="bibliography"/>
     <w:p>
       <w:pPr>
         <w:pStyle w:val="Heading1"/>
@@ -1127,7 +1127,7 @@
         <w:t xml:space="preserve">Bibliography</w:t>
       </w:r>
     </w:p>
-    <w:bookmarkStart w:id="80" w:name="refs"/>
+    <w:bookmarkStart w:id="76" w:name="refs"/>
     <w:bookmarkStart w:id="35" w:name="ref-adamNavigatingAutonomyControl2024"/>
     <w:p>
       <w:pPr>
@@ -1265,105 +1265,58 @@
         <w:t xml:space="preserve"> </w:t>
       </w:r>
       <w:r>
-        <w:rPr>
-          <w:i/>
-          <w:iCs/>
-        </w:rPr>
+        <w:t xml:space="preserve">“</w:t>
+      </w:r>
+      <w:r>
         <w:t xml:space="preserve">OpenAI</w:t>
       </w:r>
       <w:r>
-        <w:rPr>
-          <w:i/>
-          <w:iCs/>
-        </w:rPr>
         <w:t xml:space="preserve">’s</w:t>
       </w:r>
       <w:r>
-        <w:rPr>
-          <w:i/>
-          <w:iCs/>
-        </w:rPr>
-        <w:t xml:space="preserve"> </w:t>
-      </w:r>
-      <w:r>
-        <w:rPr>
-          <w:i/>
-          <w:iCs/>
-        </w:rPr>
+        <w:t xml:space="preserve"> </w:t>
+      </w:r>
+      <w:r>
         <w:t xml:space="preserve">Sam Altman</w:t>
       </w:r>
       <w:r>
-        <w:rPr>
-          <w:i/>
-          <w:iCs/>
-        </w:rPr>
-        <w:t xml:space="preserve"> </w:t>
-      </w:r>
-      <w:r>
-        <w:rPr>
-          <w:i/>
-          <w:iCs/>
-        </w:rPr>
+        <w:t xml:space="preserve"> </w:t>
+      </w:r>
+      <w:r>
         <w:t xml:space="preserve">on</w:t>
       </w:r>
       <w:r>
-        <w:rPr>
-          <w:i/>
-          <w:iCs/>
-        </w:rPr>
-        <w:t xml:space="preserve"> </w:t>
-      </w:r>
-      <w:r>
-        <w:rPr>
-          <w:i/>
-          <w:iCs/>
-        </w:rPr>
+        <w:t xml:space="preserve"> </w:t>
+      </w:r>
+      <w:r>
         <w:t xml:space="preserve">Building</w:t>
       </w:r>
       <w:r>
-        <w:rPr>
-          <w:i/>
-          <w:iCs/>
-        </w:rPr>
-        <w:t xml:space="preserve"> </w:t>
-      </w:r>
-      <w:r>
-        <w:rPr>
-          <w:i/>
-          <w:iCs/>
-        </w:rPr>
+        <w:t xml:space="preserve"> </w:t>
+      </w:r>
+      <w:r>
         <w:t xml:space="preserve">the ’</w:t>
       </w:r>
       <w:r>
-        <w:rPr>
-          <w:i/>
-          <w:iCs/>
-        </w:rPr>
         <w:t xml:space="preserve">Core AI Subscription</w:t>
       </w:r>
       <w:r>
-        <w:rPr>
-          <w:i/>
-          <w:iCs/>
-        </w:rPr>
         <w:t xml:space="preserve">’ for</w:t>
       </w:r>
       <w:r>
-        <w:rPr>
-          <w:i/>
-          <w:iCs/>
-        </w:rPr>
-        <w:t xml:space="preserve"> </w:t>
-      </w:r>
-      <w:r>
-        <w:rPr>
-          <w:i/>
-          <w:iCs/>
-        </w:rPr>
+        <w:t xml:space="preserve"> </w:t>
+      </w:r>
+      <w:r>
         <w:t xml:space="preserve">Your Life</w:t>
       </w:r>
       <w:r>
-        <w:t xml:space="preserve">. USA: Sequoia Capital.</w:t>
+        <w:t xml:space="preserve">.”</w:t>
+      </w:r>
+      <w:r>
+        <w:t xml:space="preserve"> </w:t>
+      </w:r>
+      <w:r>
+        <w:t xml:space="preserve">USA: Sequoia Capital.</w:t>
       </w:r>
     </w:p>
     <w:bookmarkEnd w:id="38"/>
@@ -1748,7 +1701,7 @@
       </w:r>
     </w:p>
     <w:bookmarkEnd w:id="48"/>
-    <w:bookmarkStart w:id="50" w:name="ref-7LetMe2025"/>
+    <w:bookmarkStart w:id="49" w:name="ref-7LetMe2025"/>
     <w:p>
       <w:pPr>
         <w:pStyle w:val="Bibliography"/>
@@ -1808,25 +1761,24 @@
         <w:t xml:space="preserve"> </w:t>
       </w:r>
       <w:r>
-        <w:t xml:space="preserve">Blog. OpenAI Developer Community. 2025.</w:t>
-      </w:r>
-      <w:r>
-        <w:t xml:space="preserve"> </w:t>
-      </w:r>
-      <w:hyperlink r:id="rId49">
-        <w:r>
-          <w:rPr>
-            <w:rStyle w:val="Hyperlink"/>
-          </w:rPr>
-          <w:t xml:space="preserve">https://community.openai.com/t/7-let-me-be-seen-i-want-my-chatgpt-to-know-me-fully/1235353</w:t>
-        </w:r>
-      </w:hyperlink>
-      <w:r>
-        <w:t xml:space="preserve">.</w:t>
-      </w:r>
-    </w:p>
-    <w:bookmarkEnd w:id="50"/>
-    <w:bookmarkStart w:id="52" w:name="ref-goergen2026technology"/>
+        <w:t xml:space="preserve">Blog.</w:t>
+      </w:r>
+      <w:r>
+        <w:t xml:space="preserve"> </w:t>
+      </w:r>
+      <w:r>
+        <w:rPr>
+          <w:i/>
+          <w:iCs/>
+        </w:rPr>
+        <w:t xml:space="preserve">OpenAI Developer Community</w:t>
+      </w:r>
+      <w:r>
+        <w:t xml:space="preserve">. https://community.openai.com/t/7-let-me-be-seen-i-want-my-chatgpt-to-know-me-fully/1235353.</w:t>
+      </w:r>
+    </w:p>
+    <w:bookmarkEnd w:id="49"/>
+    <w:bookmarkStart w:id="51" w:name="ref-goergen2026technology"/>
     <w:p>
       <w:pPr>
         <w:pStyle w:val="Bibliography"/>
@@ -1861,7 +1813,7 @@
       <w:r>
         <w:t xml:space="preserve"> </w:t>
       </w:r>
-      <w:hyperlink r:id="rId51">
+      <w:hyperlink r:id="rId50">
         <w:r>
           <w:rPr>
             <w:rStyle w:val="Hyperlink"/>
@@ -1873,8 +1825,8 @@
         <w:t xml:space="preserve">.</w:t>
       </w:r>
     </w:p>
-    <w:bookmarkEnd w:id="52"/>
-    <w:bookmarkStart w:id="54" w:name="Xa4ef4ab70ddfcb67b9532f83e70c7a4c007b6eb"/>
+    <w:bookmarkEnd w:id="51"/>
+    <w:bookmarkStart w:id="53" w:name="Xa4ef4ab70ddfcb67b9532f83e70c7a4c007b6eb"/>
     <w:p>
       <w:pPr>
         <w:pStyle w:val="Bibliography"/>
@@ -1919,7 +1871,7 @@
       <w:r>
         <w:t xml:space="preserve"> </w:t>
       </w:r>
-      <w:hyperlink r:id="rId53">
+      <w:hyperlink r:id="rId52">
         <w:r>
           <w:rPr>
             <w:rStyle w:val="Hyperlink"/>
@@ -1931,8 +1883,8 @@
         <w:t xml:space="preserve">.</w:t>
       </w:r>
     </w:p>
-    <w:bookmarkEnd w:id="54"/>
-    <w:bookmarkStart w:id="56" w:name="ref-landauCompensatoryControlAppeal2015"/>
+    <w:bookmarkEnd w:id="53"/>
+    <w:bookmarkStart w:id="55" w:name="ref-landauCompensatoryControlAppeal2015"/>
     <w:p>
       <w:pPr>
         <w:pStyle w:val="Bibliography"/>
@@ -1965,7 +1917,7 @@
       <w:r>
         <w:t xml:space="preserve"> </w:t>
       </w:r>
-      <w:hyperlink r:id="rId55">
+      <w:hyperlink r:id="rId54">
         <w:r>
           <w:rPr>
             <w:rStyle w:val="Hyperlink"/>
@@ -1977,54 +1929,54 @@
         <w:t xml:space="preserve">.</w:t>
       </w:r>
     </w:p>
+    <w:bookmarkEnd w:id="55"/>
+    <w:bookmarkStart w:id="56" w:name="ref-learyImpressionManagementLiterature"/>
+    <w:p>
+      <w:pPr>
+        <w:pStyle w:val="Bibliography"/>
+      </w:pPr>
+      <w:r>
+        <w:t xml:space="preserve">Leary, Mark R, and Robin M Kowalski. n.d.</w:t>
+      </w:r>
+      <w:r>
+        <w:t xml:space="preserve"> </w:t>
+      </w:r>
+      <w:r>
+        <w:t xml:space="preserve">“Impression</w:t>
+      </w:r>
+      <w:r>
+        <w:t xml:space="preserve"> </w:t>
+      </w:r>
+      <w:r>
+        <w:t xml:space="preserve">Management</w:t>
+      </w:r>
+      <w:r>
+        <w:t xml:space="preserve">:</w:t>
+      </w:r>
+      <w:r>
+        <w:t xml:space="preserve"> </w:t>
+      </w:r>
+      <w:r>
+        <w:t xml:space="preserve">A Literature Review</w:t>
+      </w:r>
+      <w:r>
+        <w:t xml:space="preserve"> </w:t>
+      </w:r>
+      <w:r>
+        <w:t xml:space="preserve">and</w:t>
+      </w:r>
+      <w:r>
+        <w:t xml:space="preserve"> </w:t>
+      </w:r>
+      <w:r>
+        <w:t xml:space="preserve">Two-ComponentModel</w:t>
+      </w:r>
+      <w:r>
+        <w:t xml:space="preserve">.”</w:t>
+      </w:r>
+    </w:p>
     <w:bookmarkEnd w:id="56"/>
-    <w:bookmarkStart w:id="57" w:name="ref-learyImpressionManagementLiterature"/>
-    <w:p>
-      <w:pPr>
-        <w:pStyle w:val="Bibliography"/>
-      </w:pPr>
-      <w:r>
-        <w:t xml:space="preserve">Leary, Mark R, and Robin M Kowalski. n.d.</w:t>
-      </w:r>
-      <w:r>
-        <w:t xml:space="preserve"> </w:t>
-      </w:r>
-      <w:r>
-        <w:t xml:space="preserve">“Impression</w:t>
-      </w:r>
-      <w:r>
-        <w:t xml:space="preserve"> </w:t>
-      </w:r>
-      <w:r>
-        <w:t xml:space="preserve">Management</w:t>
-      </w:r>
-      <w:r>
-        <w:t xml:space="preserve">:</w:t>
-      </w:r>
-      <w:r>
-        <w:t xml:space="preserve"> </w:t>
-      </w:r>
-      <w:r>
-        <w:t xml:space="preserve">A Literature Review</w:t>
-      </w:r>
-      <w:r>
-        <w:t xml:space="preserve"> </w:t>
-      </w:r>
-      <w:r>
-        <w:t xml:space="preserve">and</w:t>
-      </w:r>
-      <w:r>
-        <w:t xml:space="preserve"> </w:t>
-      </w:r>
-      <w:r>
-        <w:t xml:space="preserve">Two-ComponentModel</w:t>
-      </w:r>
-      <w:r>
-        <w:t xml:space="preserve">.”</w:t>
-      </w:r>
-    </w:p>
-    <w:bookmarkEnd w:id="57"/>
-    <w:bookmarkStart w:id="59" w:name="ref-malarEmotionalBrandAttachment2011"/>
+    <w:bookmarkStart w:id="58" w:name="ref-malarEmotionalBrandAttachment2011"/>
     <w:p>
       <w:pPr>
         <w:pStyle w:val="Bibliography"/>
@@ -2111,7 +2063,7 @@
       <w:r>
         <w:t xml:space="preserve"> </w:t>
       </w:r>
-      <w:hyperlink r:id="rId58">
+      <w:hyperlink r:id="rId57">
         <w:r>
           <w:rPr>
             <w:rStyle w:val="Hyperlink"/>
@@ -2123,8 +2075,8 @@
         <w:t xml:space="preserve">.</w:t>
       </w:r>
     </w:p>
-    <w:bookmarkEnd w:id="59"/>
-    <w:bookmarkStart w:id="61" w:name="ref-mcadamsSelfIdentityPersonality2021"/>
+    <w:bookmarkEnd w:id="58"/>
+    <w:bookmarkStart w:id="60" w:name="ref-mcadamsSelfIdentityPersonality2021"/>
     <w:p>
       <w:pPr>
         <w:pStyle w:val="Bibliography"/>
@@ -2157,7 +2109,7 @@
       <w:r>
         <w:t xml:space="preserve"> </w:t>
       </w:r>
-      <w:hyperlink r:id="rId60">
+      <w:hyperlink r:id="rId59">
         <w:r>
           <w:rPr>
             <w:rStyle w:val="Hyperlink"/>
@@ -2169,133 +2121,115 @@
         <w:t xml:space="preserve">.</w:t>
       </w:r>
     </w:p>
+    <w:bookmarkEnd w:id="60"/>
+    <w:bookmarkStart w:id="61" w:name="ref-WhatMemory"/>
+    <w:p>
+      <w:pPr>
+        <w:pStyle w:val="Bibliography"/>
+      </w:pPr>
+      <w:r>
+        <w:t xml:space="preserve">OpenAI. 2026.</w:t>
+      </w:r>
+      <w:r>
+        <w:t xml:space="preserve"> </w:t>
+      </w:r>
+      <w:r>
+        <w:t xml:space="preserve">“What Is</w:t>
+      </w:r>
+      <w:r>
+        <w:t xml:space="preserve"> </w:t>
+      </w:r>
+      <w:r>
+        <w:t xml:space="preserve">Memory</w:t>
+      </w:r>
+      <w:r>
+        <w:t xml:space="preserve">?”</w:t>
+      </w:r>
+      <w:r>
+        <w:t xml:space="preserve"> </w:t>
+      </w:r>
+      <w:r>
+        <w:rPr>
+          <w:i/>
+          <w:iCs/>
+        </w:rPr>
+        <w:t xml:space="preserve">OpenAI Help Center</w:t>
+      </w:r>
+      <w:r>
+        <w:t xml:space="preserve">. https://help.openai.com/en/articles/8983136-what-is-memory.</w:t>
+      </w:r>
+    </w:p>
     <w:bookmarkEnd w:id="61"/>
-    <w:bookmarkStart w:id="63" w:name="ref-WhatMemory"/>
+    <w:bookmarkStart w:id="62" w:name="ref-openclaw_memory"/>
     <w:p>
       <w:pPr>
         <w:pStyle w:val="Bibliography"/>
       </w:pPr>
       <w:r>
-        <w:t xml:space="preserve">OpenAI. 2026.</w:t>
-      </w:r>
-      <w:r>
-        <w:t xml:space="preserve"> </w:t>
-      </w:r>
-      <w:r>
-        <w:t xml:space="preserve">“What Is</w:t>
-      </w:r>
-      <w:r>
-        <w:t xml:space="preserve"> </w:t>
-      </w:r>
-      <w:r>
-        <w:t xml:space="preserve">Memory</w:t>
-      </w:r>
-      <w:r>
-        <w:t xml:space="preserve">?”</w:t>
-      </w:r>
-      <w:r>
-        <w:t xml:space="preserve"> OpenAI Help Center. 2026.</w:t>
-      </w:r>
-      <w:r>
-        <w:t xml:space="preserve"> </w:t>
-      </w:r>
-      <w:hyperlink r:id="rId62">
-        <w:r>
-          <w:rPr>
-            <w:rStyle w:val="Hyperlink"/>
-          </w:rPr>
-          <w:t xml:space="preserve">https://help.openai.com/en/articles/8983136-what-is-memory</w:t>
-        </w:r>
-      </w:hyperlink>
-      <w:r>
-        <w:t xml:space="preserve">.</w:t>
+        <w:t xml:space="preserve">OpenClaw. 2026a.</w:t>
+      </w:r>
+      <w:r>
+        <w:t xml:space="preserve"> </w:t>
+      </w:r>
+      <w:r>
+        <w:t xml:space="preserve">“Memory.”</w:t>
+      </w:r>
+      <w:r>
+        <w:t xml:space="preserve"> </w:t>
+      </w:r>
+      <w:r>
+        <w:rPr>
+          <w:i/>
+          <w:iCs/>
+        </w:rPr>
+        <w:t xml:space="preserve">OpenClaw</w:t>
+      </w:r>
+      <w:r>
+        <w:t xml:space="preserve">. https://docs.openclaw.ai/concepts/memory.</w:t>
+      </w:r>
+    </w:p>
+    <w:bookmarkEnd w:id="62"/>
+    <w:bookmarkStart w:id="63" w:name="ref-openclaw_USER"/>
+    <w:p>
+      <w:pPr>
+        <w:pStyle w:val="Bibliography"/>
+      </w:pPr>
+      <w:r>
+        <w:t xml:space="preserve">———. 2026b.</w:t>
+      </w:r>
+      <w:r>
+        <w:t xml:space="preserve"> </w:t>
+      </w:r>
+      <w:r>
+        <w:t xml:space="preserve">“</w:t>
+      </w:r>
+      <w:r>
+        <w:t xml:space="preserve">USER</w:t>
+      </w:r>
+      <w:r>
+        <w:t xml:space="preserve">.”</w:t>
+      </w:r>
+      <w:r>
+        <w:t xml:space="preserve"> </w:t>
+      </w:r>
+      <w:r>
+        <w:rPr>
+          <w:i/>
+          <w:iCs/>
+        </w:rPr>
+        <w:t xml:space="preserve">OpenClaw</w:t>
+      </w:r>
+      <w:r>
+        <w:t xml:space="preserve">. https://docs.openclaw.ai/reference/templates/USER.</w:t>
       </w:r>
     </w:p>
     <w:bookmarkEnd w:id="63"/>
-    <w:bookmarkStart w:id="65" w:name="ref-openclaw_memory"/>
+    <w:bookmarkStart w:id="64" w:name="ref-prelecSelfsignalingSelfcontrol"/>
     <w:p>
       <w:pPr>
         <w:pStyle w:val="Bibliography"/>
       </w:pPr>
       <w:r>
-        <w:t xml:space="preserve">OpenClaw. 2026a.</w:t>
-      </w:r>
-      <w:r>
-        <w:t xml:space="preserve"> </w:t>
-      </w:r>
-      <w:r>
-        <w:t xml:space="preserve">“Memory.”</w:t>
-      </w:r>
-      <w:r>
-        <w:t xml:space="preserve"> </w:t>
-      </w:r>
-      <w:r>
-        <w:t xml:space="preserve">OpenClaw. 2026.</w:t>
-      </w:r>
-      <w:r>
-        <w:t xml:space="preserve"> </w:t>
-      </w:r>
-      <w:hyperlink r:id="rId64">
-        <w:r>
-          <w:rPr>
-            <w:rStyle w:val="Hyperlink"/>
-          </w:rPr>
-          <w:t xml:space="preserve">https://docs.openclaw.ai/concepts/memory</w:t>
-        </w:r>
-      </w:hyperlink>
-      <w:r>
-        <w:t xml:space="preserve">.</w:t>
-      </w:r>
-    </w:p>
-    <w:bookmarkEnd w:id="65"/>
-    <w:bookmarkStart w:id="67" w:name="ref-openclaw_USER"/>
-    <w:p>
-      <w:pPr>
-        <w:pStyle w:val="Bibliography"/>
-      </w:pPr>
-      <w:r>
-        <w:t xml:space="preserve">———. 2026b.</w:t>
-      </w:r>
-      <w:r>
-        <w:t xml:space="preserve"> </w:t>
-      </w:r>
-      <w:r>
-        <w:t xml:space="preserve">“</w:t>
-      </w:r>
-      <w:r>
-        <w:t xml:space="preserve">USER</w:t>
-      </w:r>
-      <w:r>
-        <w:t xml:space="preserve">.”</w:t>
-      </w:r>
-      <w:r>
-        <w:t xml:space="preserve"> </w:t>
-      </w:r>
-      <w:r>
-        <w:t xml:space="preserve">OpenClaw. 2026.</w:t>
-      </w:r>
-      <w:r>
-        <w:t xml:space="preserve"> </w:t>
-      </w:r>
-      <w:hyperlink r:id="rId66">
-        <w:r>
-          <w:rPr>
-            <w:rStyle w:val="Hyperlink"/>
-          </w:rPr>
-          <w:t xml:space="preserve">https://docs.openclaw.ai/reference/templates/USER</w:t>
-        </w:r>
-      </w:hyperlink>
-      <w:r>
-        <w:t xml:space="preserve">.</w:t>
-      </w:r>
-    </w:p>
-    <w:bookmarkEnd w:id="67"/>
-    <w:bookmarkStart w:id="68" w:name="ref-prelecSelfsignalingSelfcontrol"/>
-    <w:p>
-      <w:pPr>
-        <w:pStyle w:val="Bibliography"/>
-      </w:pPr>
-      <w:r>
         <w:t xml:space="preserve">Prelec, Drazen, and Ronit Bodner. n.d.</w:t>
       </w:r>
       <w:r>
@@ -2305,8 +2239,8 @@
         <w:t xml:space="preserve">“Self-Signaling and Self-Control.”</w:t>
       </w:r>
     </w:p>
-    <w:bookmarkEnd w:id="68"/>
-    <w:bookmarkStart w:id="70" w:name="ref-ryanSocialPsychologyAuthenticity2019"/>
+    <w:bookmarkEnd w:id="64"/>
+    <w:bookmarkStart w:id="66" w:name="ref-ryanSocialPsychologyAuthenticity2019"/>
     <w:p>
       <w:pPr>
         <w:pStyle w:val="Bibliography"/>
@@ -2399,7 +2333,7 @@
       <w:r>
         <w:t xml:space="preserve"> </w:t>
       </w:r>
-      <w:hyperlink r:id="rId69">
+      <w:hyperlink r:id="rId65">
         <w:r>
           <w:rPr>
             <w:rStyle w:val="Hyperlink"/>
@@ -2411,8 +2345,8 @@
         <w:t xml:space="preserve">.</w:t>
       </w:r>
     </w:p>
-    <w:bookmarkEnd w:id="70"/>
-    <w:bookmarkStart w:id="72" w:name="ref-steffelPassingBuckDelegating2016"/>
+    <w:bookmarkEnd w:id="66"/>
+    <w:bookmarkStart w:id="68" w:name="ref-steffelPassingBuckDelegating2016"/>
     <w:p>
       <w:pPr>
         <w:pStyle w:val="Bibliography"/>
@@ -2457,7 +2391,7 @@
       <w:r>
         <w:t xml:space="preserve"> </w:t>
       </w:r>
-      <w:hyperlink r:id="rId71">
+      <w:hyperlink r:id="rId67">
         <w:r>
           <w:rPr>
             <w:rStyle w:val="Hyperlink"/>
@@ -2469,8 +2403,8 @@
         <w:t xml:space="preserve">.</w:t>
       </w:r>
     </w:p>
-    <w:bookmarkEnd w:id="72"/>
-    <w:bookmarkStart w:id="74" w:name="ref-stuppyAmThereforeBuy2020"/>
+    <w:bookmarkEnd w:id="68"/>
+    <w:bookmarkStart w:id="70" w:name="ref-stuppyAmThereforeBuy2020"/>
     <w:p>
       <w:pPr>
         <w:pStyle w:val="Bibliography"/>
@@ -2560,7 +2494,7 @@
       <w:r>
         <w:t xml:space="preserve"> </w:t>
       </w:r>
-      <w:hyperlink r:id="rId73">
+      <w:hyperlink r:id="rId69">
         <w:r>
           <w:rPr>
             <w:rStyle w:val="Hyperlink"/>
@@ -2572,8 +2506,8 @@
         <w:t xml:space="preserve">.</w:t>
       </w:r>
     </w:p>
-    <w:bookmarkEnd w:id="74"/>
-    <w:bookmarkStart w:id="75" w:name="ref-thalerEconomicTheorySelfControl"/>
+    <w:bookmarkEnd w:id="70"/>
+    <w:bookmarkStart w:id="71" w:name="ref-thalerEconomicTheorySelfControl"/>
     <w:p>
       <w:pPr>
         <w:pStyle w:val="Bibliography"/>
@@ -2609,8 +2543,8 @@
         <w:t xml:space="preserve">.”</w:t>
       </w:r>
     </w:p>
-    <w:bookmarkEnd w:id="75"/>
-    <w:bookmarkStart w:id="77" w:name="X3bbe7afef20e79a107f1e3847e2b62d7e426822"/>
+    <w:bookmarkEnd w:id="71"/>
+    <w:bookmarkStart w:id="73" w:name="X3bbe7afef20e79a107f1e3847e2b62d7e426822"/>
     <w:p>
       <w:pPr>
         <w:pStyle w:val="Bibliography"/>
@@ -2643,7 +2577,7 @@
       <w:r>
         <w:t xml:space="preserve"> </w:t>
       </w:r>
-      <w:hyperlink r:id="rId76">
+      <w:hyperlink r:id="rId72">
         <w:r>
           <w:rPr>
             <w:rStyle w:val="Hyperlink"/>
@@ -2655,8 +2589,8 @@
         <w:t xml:space="preserve">.</w:t>
       </w:r>
     </w:p>
-    <w:bookmarkEnd w:id="77"/>
-    <w:bookmarkStart w:id="79" w:name="X8cda0bf3d86da3a32c47f96afa94d67663743c8"/>
+    <w:bookmarkEnd w:id="73"/>
+    <w:bookmarkStart w:id="75" w:name="X8cda0bf3d86da3a32c47f96afa94d67663743c8"/>
     <w:p>
       <w:pPr>
         <w:pStyle w:val="Bibliography"/>
@@ -2689,7 +2623,7 @@
       <w:r>
         <w:t xml:space="preserve"> </w:t>
       </w:r>
-      <w:hyperlink r:id="rId78">
+      <w:hyperlink r:id="rId74">
         <w:r>
           <w:rPr>
             <w:rStyle w:val="Hyperlink"/>
@@ -2701,9 +2635,9 @@
         <w:t xml:space="preserve">.</w:t>
       </w:r>
     </w:p>
-    <w:bookmarkEnd w:id="79"/>
-    <w:bookmarkEnd w:id="80"/>
-    <w:bookmarkEnd w:id="81"/>
+    <w:bookmarkEnd w:id="75"/>
+    <w:bookmarkEnd w:id="76"/>
+    <w:bookmarkEnd w:id="77"/>
     <w:sectPr>
       <w:footnotePr>
         <w:numRestart w:val="eachSect"/>

--- a/docs/documents/autonomous_shopping_agents.docx
+++ b/docs/documents/autonomous_shopping_agents.docx
@@ -31,7 +31,7 @@
         <w:pStyle w:val="Date"/>
       </w:pPr>
       <w:r>
-        <w:t xml:space="preserve">2026-06-01</w:t>
+        <w:t xml:space="preserve">2026-06-02</w:t>
       </w:r>
     </w:p>
     <w:bookmarkStart w:id="20" w:name="experimental-design"/>
